--- a/public/ats resume.docx
+++ b/public/ats resume.docx
@@ -4,463 +4,215 @@
   <w:body>
     <w:p>
       <w:r>
-        <w:rPr>
-          <w:rFonts w:ascii="Times New Roman" w:hAnsi="Times New Roman" w:cs="Times New Roman"/>
-          <w:b/>
-          <w:sz w:val="30"/>
-        </w:rPr>
         <w:t>Moazzam Ali</w:t>
       </w:r>
     </w:p>
     <w:p>
-      <w:pPr>
-        <w:rPr>
-          <w:rFonts w:ascii="Times New Roman" w:hAnsi="Times New Roman" w:cs="Times New Roman"/>
-          <w:b/>
-          <w:sz w:val="28"/>
-        </w:rPr>
-      </w:pPr>
-      <w:r>
-        <w:rPr>
-          <w:rFonts w:ascii="Times New Roman" w:hAnsi="Times New Roman" w:cs="Times New Roman"/>
-          <w:b/>
-          <w:sz w:val="28"/>
-        </w:rPr>
-        <w:t xml:space="preserve">Data Scientist </w:t>
-      </w:r>
-    </w:p>
-    <w:p>
-      <w:pPr>
-        <w:rPr>
-          <w:lang w:val="en-US"/>
-        </w:rPr>
-      </w:pPr>
-      <w:r>
-        <w:rPr>
-          <w:rFonts w:ascii="Times New Roman" w:hAnsi="Times New Roman" w:cs="Times New Roman"/>
-          <w:b/>
-          <w:sz w:val="28"/>
-          <w:lang w:val="en-US"/>
-        </w:rPr>
-        <w:t>7</w:t>
-      </w:r>
-      <w:r>
-        <w:rPr>
-          <w:rFonts w:ascii="Times New Roman" w:hAnsi="Times New Roman" w:cs="Times New Roman"/>
-          <w:b/>
-          <w:sz w:val="28"/>
-          <w:vertAlign w:val="superscript"/>
-          <w:lang w:val="en-US"/>
-        </w:rPr>
-        <w:t>th</w:t>
-      </w:r>
-      <w:r>
-        <w:rPr>
-          <w:rFonts w:ascii="Times New Roman" w:hAnsi="Times New Roman" w:cs="Times New Roman"/>
-          <w:b/>
-          <w:sz w:val="28"/>
-          <w:lang w:val="en-US"/>
-        </w:rPr>
-        <w:t xml:space="preserve"> Semester Student at Virtual University </w:t>
-      </w:r>
-    </w:p>
-    <w:p>
-      <w:r>
-        <w:rPr>
-          <w:rFonts w:ascii="Times New Roman" w:hAnsi="Times New Roman" w:cs="Times New Roman"/>
-          <w:b/>
-          <w:sz w:val="26"/>
-        </w:rPr>
-        <w:t>Contact Information:</w:t>
+      <w:r>
+        <w:t>Data Scientist | ML &amp; Data Analytics</w:t>
       </w:r>
     </w:p>
     <w:p/>
     <w:p>
       <w:r>
-        <w:rPr>
-          <w:rFonts w:ascii="Times New Roman" w:hAnsi="Times New Roman" w:cs="Times New Roman"/>
-        </w:rPr>
-        <w:t xml:space="preserve">Phone Number: +923224066958               </w:t>
-      </w:r>
-    </w:p>
-    <w:p>
-      <w:r>
-        <w:rPr>
-          <w:rFonts w:ascii="Times New Roman" w:hAnsi="Times New Roman" w:cs="Times New Roman"/>
-        </w:rPr>
+        <w:t>Phone: +923224066958</w:t>
+      </w:r>
+    </w:p>
+    <w:p>
+      <w:r>
         <w:t>Email: mah.mac220@gmail.com</w:t>
       </w:r>
     </w:p>
     <w:p>
       <w:r>
-        <w:rPr>
-          <w:rFonts w:ascii="Times New Roman" w:hAnsi="Times New Roman" w:cs="Times New Roman"/>
-        </w:rPr>
-        <w:t>Linkedin:</w:t>
-      </w:r>
-      <w:r>
-        <w:rPr>
-          <w:rFonts w:ascii="Times New Roman" w:hAnsi="Times New Roman" w:cs="Times New Roman"/>
-          <w:color w:val="1155CC"/>
-          <w:u w:val="single"/>
-        </w:rPr>
-        <w:t xml:space="preserve"> </w:t>
-      </w:r>
-      <w:r>
-        <w:rPr>
-          <w:rFonts w:ascii="Times New Roman" w:hAnsi="Times New Roman" w:cs="Times New Roman"/>
-        </w:rPr>
-        <w:t>https://www.linkedin.com/in/moazzam-ali-21aa3624a/</w:t>
-      </w:r>
-    </w:p>
-    <w:p>
-      <w:r>
-        <w:rPr>
-          <w:rFonts w:ascii="Times New Roman" w:hAnsi="Times New Roman" w:cs="Times New Roman"/>
-        </w:rPr>
-        <w:t>Portfolio: https://moazzamali-portfolio.netlify.app/public/</w:t>
-      </w:r>
-    </w:p>
-    <w:p>
-      <w:r>
-        <w:rPr>
-          <w:rFonts w:ascii="Times New Roman" w:hAnsi="Times New Roman" w:cs="Times New Roman"/>
-        </w:rPr>
-        <w:t>Kaggle:</w:t>
-      </w:r>
-      <w:r>
-        <w:rPr>
-          <w:rFonts w:ascii="Times New Roman" w:hAnsi="Times New Roman" w:cs="Times New Roman"/>
-          <w:color w:val="1155CC"/>
-          <w:u w:val="single"/>
-        </w:rPr>
-        <w:t xml:space="preserve"> </w:t>
-      </w:r>
-      <w:r>
-        <w:rPr>
-          <w:rFonts w:ascii="Times New Roman" w:hAnsi="Times New Roman" w:cs="Times New Roman"/>
-        </w:rPr>
-        <w:t>https://www.kaggle.com/moazzamali0216</w:t>
-      </w:r>
-    </w:p>
-    <w:p>
-      <w:r>
-        <w:rPr>
-          <w:rFonts w:ascii="Times New Roman" w:hAnsi="Times New Roman" w:cs="Times New Roman"/>
-        </w:rPr>
-        <w:t>Github: https://github.com/moazzamali216?tab=repositories</w:t>
+        <w:t>LinkedIn: linkedin.com/in/moazzam-ali-21aa3624a/</w:t>
+      </w:r>
+    </w:p>
+    <w:p>
+      <w:r>
+        <w:t>Portfolio: moazzamali-portfolio.netlify.app</w:t>
+      </w:r>
+    </w:p>
+    <w:p>
+      <w:r>
+        <w:t>Kaggle: kaggle.com/moazzamali0216</w:t>
+      </w:r>
+    </w:p>
+    <w:p>
+      <w:r>
+        <w:t>GitHub: github.com/moazzamali216</w:t>
       </w:r>
     </w:p>
     <w:p/>
     <w:p>
       <w:r>
-        <w:rPr>
-          <w:rFonts w:ascii="Times New Roman" w:hAnsi="Times New Roman" w:cs="Times New Roman"/>
-          <w:b/>
-          <w:sz w:val="26"/>
-        </w:rPr>
-        <w:t>Experience (3+ Years):</w:t>
+        <w:t>SUMMARY</w:t>
+      </w:r>
+    </w:p>
+    <w:p>
+      <w:r>
+        <w:t>Aspiring Data Scientist with experience in machine learning, data analytics, and real-world internships. Skilled in Python, SQL, and building data-driven insights from large datasets.</w:t>
       </w:r>
     </w:p>
     <w:p/>
     <w:p>
       <w:r>
-        <w:rPr>
-          <w:rFonts w:ascii="Times New Roman" w:hAnsi="Times New Roman" w:cs="Times New Roman"/>
-          <w:b/>
-        </w:rPr>
-        <w:t>Data Scientist: Mcdonalds 01/09/2024 to 01/11/2024.</w:t>
-      </w:r>
-    </w:p>
-    <w:p>
-      <w:r>
-        <w:rPr>
-          <w:rFonts w:ascii="Times New Roman" w:hAnsi="Times New Roman" w:cs="Times New Roman"/>
-        </w:rPr>
-        <w:t>Python programming, business analytics, large dataset handling, actionable insights, portfolio of Projects.</w:t>
-      </w:r>
-    </w:p>
-    <w:p>
-      <w:r>
-        <w:rPr>
-          <w:rFonts w:ascii="Times New Roman" w:hAnsi="Times New Roman" w:cs="Times New Roman"/>
-          <w:b/>
-        </w:rPr>
-        <w:t>Data Scientist Internship: Spark Foundation Singapore 01/01/2024 to 01/03/2024.</w:t>
-      </w:r>
-    </w:p>
-    <w:p>
-      <w:r>
-        <w:rPr>
-          <w:rFonts w:ascii="Times New Roman" w:hAnsi="Times New Roman" w:cs="Times New Roman"/>
-        </w:rPr>
-        <w:t>Business Analytics, Data Science Internship, real-world projects, certification.</w:t>
-      </w:r>
-    </w:p>
-    <w:p>
-      <w:r>
-        <w:rPr>
-          <w:rFonts w:ascii="Times New Roman" w:hAnsi="Times New Roman" w:cs="Times New Roman"/>
-          <w:b/>
-        </w:rPr>
-        <w:t>Front End Developer: Canidade Global 01/10/2022 to 01/04/2023.</w:t>
-      </w:r>
-    </w:p>
-    <w:p>
-      <w:r>
-        <w:rPr>
-          <w:rFonts w:ascii="Times New Roman" w:hAnsi="Times New Roman" w:cs="Times New Roman"/>
-        </w:rPr>
-        <w:t xml:space="preserve">Developing and mastering front-end user interfaces, and achieving mastery in HTML, CSS, and JavaScript. </w:t>
+        <w:t>EXPERIENCE</w:t>
       </w:r>
     </w:p>
     <w:p/>
     <w:p>
       <w:r>
-        <w:rPr>
-          <w:rFonts w:ascii="Times New Roman" w:hAnsi="Times New Roman" w:cs="Times New Roman"/>
-          <w:b/>
-          <w:sz w:val="26"/>
-        </w:rPr>
-        <w:t>Technical Skills:</w:t>
+        <w:t>Data Scientist Intern – McDonald’s Corporate</w:t>
+      </w:r>
+    </w:p>
+    <w:p>
+      <w:r>
+        <w:t>- Analyzed 50,000+ ERP transaction records using Python (Pandas, NumPy)</w:t>
+      </w:r>
+    </w:p>
+    <w:p>
+      <w:r>
+        <w:t>- Performed data cleaning, EDA, and business data analysis</w:t>
+      </w:r>
+    </w:p>
+    <w:p>
+      <w:r>
+        <w:t>- Generated insights to support operational decision-making</w:t>
       </w:r>
     </w:p>
     <w:p/>
     <w:p>
-      <w:pPr>
-        <w:rPr>
-          <w:rFonts w:ascii="Times New Roman" w:hAnsi="Times New Roman" w:cs="Times New Roman"/>
-        </w:rPr>
-      </w:pPr>
-      <w:r>
-        <w:rPr>
-          <w:rFonts w:ascii="Times New Roman" w:hAnsi="Times New Roman" w:cs="Times New Roman"/>
-        </w:rPr>
-        <w:t>Programming: Python, C++, SQL, JavaScript, Node.js</w:t>
-      </w:r>
-    </w:p>
-    <w:p>
-      <w:pPr>
-        <w:rPr>
-          <w:rFonts w:ascii="Times New Roman" w:hAnsi="Times New Roman" w:cs="Times New Roman"/>
-        </w:rPr>
-      </w:pPr>
-      <w:r>
-        <w:rPr>
-          <w:rFonts w:ascii="Times New Roman" w:hAnsi="Times New Roman" w:cs="Times New Roman"/>
-        </w:rPr>
-        <w:t>Data Science &amp; ML: Machine Learning, Deep Learning, NLP, Computer Vision, Time Series Analysis</w:t>
-      </w:r>
-    </w:p>
-    <w:p>
-      <w:pPr>
-        <w:rPr>
-          <w:rFonts w:ascii="Times New Roman" w:hAnsi="Times New Roman" w:cs="Times New Roman"/>
-        </w:rPr>
-      </w:pPr>
-      <w:r>
-        <w:rPr>
-          <w:rFonts w:ascii="Times New Roman" w:hAnsi="Times New Roman" w:cs="Times New Roman"/>
-        </w:rPr>
-        <w:t>Frameworks &amp; Libraries: TensorFlow, Keras, PyTorch, Scikit-learn, CNN, RNN</w:t>
-      </w:r>
-    </w:p>
-    <w:p>
-      <w:pPr>
-        <w:rPr>
-          <w:rFonts w:ascii="Times New Roman" w:hAnsi="Times New Roman" w:cs="Times New Roman"/>
-        </w:rPr>
-      </w:pPr>
-      <w:r>
-        <w:rPr>
-          <w:rFonts w:ascii="Times New Roman" w:hAnsi="Times New Roman" w:cs="Times New Roman"/>
-        </w:rPr>
-        <w:t>Data Handling &amp; Visualization: Pandas, NumPy, Matplotlib, Seaborn, Plotly, Power BI</w:t>
-      </w:r>
-    </w:p>
-    <w:p>
-      <w:pPr>
-        <w:rPr>
-          <w:rFonts w:ascii="Times New Roman" w:hAnsi="Times New Roman" w:cs="Times New Roman"/>
-        </w:rPr>
-      </w:pPr>
-      <w:r>
-        <w:rPr>
-          <w:rFonts w:ascii="Times New Roman" w:hAnsi="Times New Roman" w:cs="Times New Roman"/>
-        </w:rPr>
-        <w:t>Databases &amp; Tools: MongoDB, Azure, Data Lakes, Databricks</w:t>
-      </w:r>
-    </w:p>
-    <w:p>
-      <w:pPr>
-        <w:rPr>
-          <w:rFonts w:ascii="Times New Roman" w:hAnsi="Times New Roman" w:cs="Times New Roman"/>
-        </w:rPr>
-      </w:pPr>
-      <w:r>
-        <w:rPr>
-          <w:rFonts w:ascii="Times New Roman" w:hAnsi="Times New Roman" w:cs="Times New Roman"/>
-        </w:rPr>
-        <w:t>Web &amp; Front-end: HTML, CSS, Tailwind CSS, JavaScript</w:t>
+      <w:r>
+        <w:t>Data Science Intern – The Sparks Foundation</w:t>
+      </w:r>
+    </w:p>
+    <w:p>
+      <w:r>
+        <w:t>- Worked on real-world analytics and ML projects</w:t>
+      </w:r>
+    </w:p>
+    <w:p>
+      <w:r>
+        <w:t>- Applied basic machine learning techniques on structured datasets</w:t>
+      </w:r>
+    </w:p>
+    <w:p>
+      <w:r>
+        <w:t>- Completed data science certification</w:t>
       </w:r>
     </w:p>
     <w:p/>
     <w:p>
       <w:r>
-        <w:rPr>
-          <w:rFonts w:ascii="Times New Roman" w:hAnsi="Times New Roman" w:cs="Times New Roman"/>
-          <w:b/>
-          <w:sz w:val="26"/>
-        </w:rPr>
-        <w:t>Education :</w:t>
+        <w:t>Front-End Developer – Canidade Global</w:t>
+      </w:r>
+    </w:p>
+    <w:p>
+      <w:r>
+        <w:t>- Built responsive web interfaces using HTML, CSS, JavaScript</w:t>
+      </w:r>
+    </w:p>
+    <w:p>
+      <w:r>
+        <w:t>- Improved UI design and user experience</w:t>
       </w:r>
     </w:p>
     <w:p/>
     <w:p>
       <w:r>
-        <w:rPr>
-          <w:rFonts w:ascii="Times New Roman" w:hAnsi="Times New Roman" w:cs="Times New Roman"/>
-        </w:rPr>
-        <w:t>Bachelor of Science in Computer Science. Virtual University of Pakistan 2023-2027.</w:t>
-      </w:r>
-    </w:p>
-    <w:p>
-      <w:pPr>
-        <w:rPr>
-          <w:rFonts w:ascii="Times New Roman" w:hAnsi="Times New Roman" w:cs="Times New Roman"/>
-        </w:rPr>
-      </w:pPr>
-      <w:r>
-        <w:rPr>
-          <w:rFonts w:ascii="Times New Roman" w:hAnsi="Times New Roman" w:cs="Times New Roman"/>
-        </w:rPr>
-        <w:t>Intermediate in Computer Science. Forman Christian College 2020-2022 .</w:t>
-      </w:r>
-    </w:p>
-    <w:p>
-      <w:r>
-        <w:rPr>
-          <w:rFonts w:ascii="Times New Roman" w:hAnsi="Times New Roman" w:cs="Times New Roman"/>
-        </w:rPr>
-        <w:t>Matriculation in Computer Science. Bahria Foundation College 2018-2020.</w:t>
+        <w:t>SKILLS</w:t>
       </w:r>
     </w:p>
     <w:p/>
     <w:p>
       <w:r>
-        <w:rPr>
-          <w:rFonts w:ascii="Times New Roman" w:hAnsi="Times New Roman" w:cs="Times New Roman"/>
-          <w:b/>
-          <w:sz w:val="26"/>
-        </w:rPr>
-        <w:t>Professional Projects:</w:t>
+        <w:t>Data Science &amp; ML: Python, Pandas, NumPy, Scikit-learn, ML, DL, NLP</w:t>
+      </w:r>
+    </w:p>
+    <w:p>
+      <w:r>
+        <w:t>Data Analytics: EDA, Data Cleaning, Visualization, Power BI</w:t>
+      </w:r>
+    </w:p>
+    <w:p>
+      <w:r>
+        <w:t>Databases: SQL, MongoDB</w:t>
+      </w:r>
+    </w:p>
+    <w:p>
+      <w:r>
+        <w:t>Programming: Python, C++, JavaScript</w:t>
+      </w:r>
+    </w:p>
+    <w:p>
+      <w:r>
+        <w:t>Tools: Git, GitHub, Jupyter, VS Code</w:t>
       </w:r>
     </w:p>
     <w:p/>
     <w:p>
       <w:r>
-        <w:rPr>
-          <w:rFonts w:ascii="Times New Roman" w:hAnsi="Times New Roman" w:cs="Times New Roman"/>
-          <w:b/>
-        </w:rPr>
-        <w:t>Time series forecasting:</w:t>
-      </w:r>
-      <w:r>
-        <w:rPr>
-          <w:rFonts w:ascii="Times New Roman" w:hAnsi="Times New Roman" w:cs="Times New Roman"/>
-        </w:rPr>
-        <w:t xml:space="preserve"> Developing time series models for business future prediction and deriving valuable insights. The project is showcased in my Kaggle directory.</w:t>
-      </w:r>
-    </w:p>
-    <w:p>
-      <w:r>
-        <w:rPr>
-          <w:rFonts w:ascii="Times New Roman" w:hAnsi="Times New Roman" w:cs="Times New Roman"/>
-          <w:b/>
-        </w:rPr>
-        <w:t xml:space="preserve">Convolutional Neural Network (CNN) Image Classification: </w:t>
-      </w:r>
-      <w:r>
-        <w:rPr>
-          <w:rFonts w:ascii="Times New Roman" w:hAnsi="Times New Roman" w:cs="Times New Roman"/>
-        </w:rPr>
-        <w:t xml:space="preserve">Implementing CNN for image classification (dog vs cat), skilled in preprocessing and augmenting image data. </w:t>
-      </w:r>
-    </w:p>
-    <w:p>
-      <w:r>
-        <w:rPr>
-          <w:rFonts w:ascii="Times New Roman" w:hAnsi="Times New Roman" w:cs="Times New Roman"/>
-          <w:b/>
-        </w:rPr>
-        <w:t xml:space="preserve">RNN Spam Classifier: Exploring Real-Life ML Applications: </w:t>
-      </w:r>
-      <w:r>
-        <w:rPr>
-          <w:rFonts w:ascii="Times New Roman" w:hAnsi="Times New Roman" w:cs="Times New Roman"/>
-        </w:rPr>
-        <w:t>Developing an RNN-based spam classifier to explore real-life applications of ML models.</w:t>
-      </w:r>
-    </w:p>
-    <w:p>
-      <w:r>
-        <w:rPr>
-          <w:rFonts w:ascii="Times New Roman" w:hAnsi="Times New Roman" w:cs="Times New Roman"/>
-          <w:b/>
-        </w:rPr>
-        <w:t xml:space="preserve">Real Time Web Application: </w:t>
-      </w:r>
-      <w:r>
-        <w:rPr>
-          <w:rFonts w:ascii="Times New Roman" w:hAnsi="Times New Roman" w:cs="Times New Roman"/>
-        </w:rPr>
-        <w:t>A real-time web application delivers live updates and interactions without page refreshes. Ideal for messaging, notifications, and live data.</w:t>
+        <w:t>PROJECTS</w:t>
       </w:r>
     </w:p>
     <w:p/>
     <w:p>
       <w:r>
-        <w:rPr>
-          <w:rFonts w:ascii="Times New Roman" w:hAnsi="Times New Roman" w:cs="Times New Roman"/>
-          <w:b/>
-          <w:sz w:val="26"/>
-        </w:rPr>
-        <w:t>Soft Skills:</w:t>
+        <w:t>Time Series Forecasting</w:t>
+      </w:r>
+    </w:p>
+    <w:p>
+      <w:r>
+        <w:t>Built forecasting models using Python on Kaggle datasets (10K+ records).</w:t>
       </w:r>
     </w:p>
     <w:p/>
     <w:p>
       <w:r>
-        <w:rPr>
-          <w:rFonts w:ascii="Times New Roman" w:hAnsi="Times New Roman" w:cs="Times New Roman"/>
-        </w:rPr>
-        <w:t>Communication,  problem-solving, time management, leadership.</w:t>
-      </w:r>
-    </w:p>
-    <w:p>
-      <w:r>
-        <w:rPr>
-          <w:rFonts w:ascii="Times New Roman" w:hAnsi="Times New Roman" w:cs="Times New Roman"/>
-        </w:rPr>
-        <w:t>Teamwork, adaptability, emotional intelligence, critical thinking.</w:t>
-      </w:r>
-    </w:p>
-    <w:p>
-      <w:r>
-        <w:rPr>
-          <w:rFonts w:ascii="Times New Roman" w:hAnsi="Times New Roman" w:cs="Times New Roman"/>
-        </w:rPr>
-        <w:t>Creativity, conflict resolution, interpersonal skills, collaboration.</w:t>
-      </w:r>
-    </w:p>
-    <w:p>
-      <w:r>
-        <w:rPr>
-          <w:rFonts w:ascii="Times New Roman" w:hAnsi="Times New Roman" w:cs="Times New Roman"/>
-        </w:rPr>
-        <w:t>Flexibility, resilience, empathy, decision-making, initiative, listening skills.</w:t>
-      </w:r>
-    </w:p>
+        <w:t>CNN Image Classification</w:t>
+      </w:r>
+    </w:p>
+    <w:p>
+      <w:r>
+        <w:t>Built CNN using TensorFlow/Keras achieving ~90% accuracy.</w:t>
+      </w:r>
+    </w:p>
+    <w:p/>
+    <w:p>
+      <w:r>
+        <w:t>Spam Classifier (RNN)</w:t>
+      </w:r>
+    </w:p>
+    <w:p>
+      <w:r>
+        <w:t>Developed NLP-based spam detection model using RNN.</w:t>
+      </w:r>
+    </w:p>
+    <w:p/>
+    <w:p>
+      <w:r>
+        <w:t>EDUCATION</w:t>
+      </w:r>
+    </w:p>
+    <w:p/>
+    <w:p>
+      <w:r>
+        <w:t>BS Computer Science – Virtual University (2023–2027)</w:t>
+      </w:r>
+    </w:p>
+    <w:p>
+      <w:r>
+        <w:t>Intermediate – Forman Christian College (2020–2022)</w:t>
+      </w:r>
+    </w:p>
+    <w:p>
+      <w:r>
+        <w:t>Matric – Bahria Foundation College (2018–2020)</w:t>
+      </w:r>
+    </w:p>
+    <w:p/>
+    <w:p/>
     <w:sectPr>
       <w:pgSz w:w="12240" w:h="15840"/>
       <w:pgMar w:top="360" w:right="360" w:bottom="0" w:left="360" w:header="720" w:footer="720" w:gutter="0"/>
@@ -1833,6 +1585,20 @@
       <w:contextualSpacing/>
     </w:pPr>
   </w:style>
+  <w:style w:type="paragraph" w:styleId="NormalWeb">
+    <w:name w:val="Normal (Web)"/>
+    <w:basedOn w:val="Normal"/>
+    <w:uiPriority w:val="99"/>
+    <w:unhideWhenUsed/>
+    <w:rsid w:val="007A00F7"/>
+    <w:pPr>
+      <w:spacing w:before="100" w:beforeAutospacing="1" w:after="100" w:afterAutospacing="1"/>
+    </w:pPr>
+    <w:rPr>
+      <w:rFonts w:ascii="Times New Roman" w:eastAsia="Times New Roman" w:hAnsi="Times New Roman" w:cs="Times New Roman"/>
+      <w:kern w:val="0"/>
+    </w:rPr>
+  </w:style>
 </w:styles>
 </file>
 
